--- a/yds-kit/dist/YDS-DENEME-Kit-05.docx
+++ b/yds-kit/dist/YDS-DENEME-Kit-05.docx
@@ -70,7 +70,7 @@
                 <w:color w:val="141C2B"/>
                 <w:sz w:val="26"/>
               </w:rPr>
-              <w:t>Kit 5 / 12 — Level: B2 Advanced</w:t>
+              <w:t>Kit 5 / 14 — Level: B2 Advanced</w:t>
             </w:r>
           </w:p>
         </w:tc>
@@ -98,7 +98,7 @@
           <w:color w:val="141C2B"/>
           <w:sz w:val="23"/>
         </w:rPr>
-        <w:t>Kit No: 5 / 12</w:t>
+        <w:t>Kit No: 5 / 14</w:t>
       </w:r>
     </w:p>
     <w:p>
@@ -30608,7 +30608,7 @@
               <w:color w:val="1B335F"/>
               <w:sz w:val="16"/>
             </w:rPr>
-            <w:t>Kit 5 / 12</w:t>
+            <w:t>Kit 5 / 14</w:t>
           </w:r>
         </w:p>
       </w:tc>
@@ -30712,7 +30712,7 @@
               <w:color w:val="1B335F"/>
               <w:sz w:val="16"/>
             </w:rPr>
-            <w:t>Kit 5 / 12</w:t>
+            <w:t>Kit 5 / 14</w:t>
           </w:r>
         </w:p>
       </w:tc>
